--- a/alumni_crm_api/docs/methodologie_indicateurs_dashboard.docx
+++ b/alumni_crm_api/docs/methodologie_indicateurs_dashboard.docx
@@ -958,15 +958,15 @@
           <w:color w:val="244E6B"/>
           <w:sz w:val="19"/>
         </w:rPr>
-        <w:t>total_etudiants = COUNT(DISTINCT e.id_etudiant)</w:t>
+        <w:t xml:space="preserve">total_etudiants = COUNT(DISTINCT e.id_etudiant)</w:t>
         <w:br/>
-        <w:t>etudiants_en_poste = COUNT(DISTINCT e.id_etudiant) si exp.poste_actuel = TRUE</w:t>
+        <w:t xml:space="preserve">etudiants_en_poste = COUNT(DISTINCT e.id_etudiant) si exp.poste_actuel = TRUE</w:t>
         <w:br/>
-        <w:t>etudiants_avec_experience = COUNT(DISTINCT e.id_etudiant) si exp.id_experience IS NOT NULL</w:t>
+        <w:t xml:space="preserve">etudiants_avec_experience = COUNT(DISTINCT e.id_etudiant) si exp.id_experience IS NOT NULL</w:t>
         <w:br/>
-        <w:t>salaire_moyen = AVG(salaire) si exp.poste_actuel = TRUE</w:t>
+        <w:t xml:space="preserve">salaire_moyen = AVG(CASE WHEN exp.salary_annuel &gt; 0 THEN exp.salary_annuel ELSE exp.salaire END) pour les postes en cours</w:t>
         <w:br/>
-        <w:t>affichage : count = total_etudiants ; pourcentage = etudiants_en_poste / total_etudiants x 100</w:t>
+        <w:t xml:space="preserve">affichage : count = total_etudiants ; pourcentage = etudiants_en_poste / total_etudiants x 100</w:t>
       </w:r>
     </w:p>
     <w:p>
@@ -975,10 +975,7 @@
           <w:b/>
           <w:color w:val="1F4E79"/>
         </w:rPr>
-        <w:t xml:space="preserve">Tables et colonnes : </w:t>
-      </w:r>
-      <w:r>
-        <w:t>PROMOTION.nom_promotion, annee_diplome ; ETUDIANT.id_promotion, date_anonymisation ; EXPERIENCE_PRO.id_etudiant, poste_actuel, salaire.</w:t>
+        <w:t xml:space="preserve">Tables et colonnes : PROMOTION.nom_promotion, annee_diplome ; ETUDIANT.id_promotion, date_anonymisation ; EXPERIENCE_PRO.id_etudiant, poste_actuel, salaire, salary_annuel (prioritaire si renseigné).</w:t>
       </w:r>
     </w:p>
     <w:p>
@@ -1040,7 +1037,7 @@
     <w:p>
       <w:pPr/>
       <w:r>
-        <w:t>Formule backend (routers/admin.py) : salaire_min = MIN(exp.salaire) ; salaire_max = MAX(exp.salaire) ; salaires_renseignes = COUNT(*), avec jointure ETUDIANT WHERE date_anonymisation IS NULL et filtre salaire &gt; 0.</w:t>
+        <w:t>Formule backend (routers/admin.py) : salaire retenu = CASE WHEN exp.salary_annuel &gt; 0 THEN exp.salary_annuel ELSE exp.salaire END (le salaire annuel, migration 012, est prioritaire dès qu'il est renseigné) ; salaire_min = MIN(salaire retenu) ; salaire_max = MAX(salaire retenu) ; salaires_renseignes = COUNT(*), avec jointure ETUDIANT WHERE date_anonymisation IS NULL et filtre (exp.salary_annuel &gt; 0 OR exp.salaire &gt; 0).</w:t>
       </w:r>
     </w:p>
     <w:p>
@@ -1064,7 +1061,7 @@
     <w:p>
       <w:pPr/>
       <w:r>
-        <w:t>Tables et colonnes : EXPERIENCE_PRO.salaire, poste_actuel, date_debut, date_fin, id_etudiant ; ETUDIANT.date_anonymisation.</w:t>
+        <w:t xml:space="preserve">Tables et colonnes : EXPERIENCE_PRO.salaire, salary_annuel, poste_actuel, date_debut, date_fin, id_etudiant ; ETUDIANT.date_anonymisation.</w:t>
       </w:r>
     </w:p>
     <w:p>
@@ -1090,7 +1087,65 @@
         <w:pStyle w:val="Heading1"/>
       </w:pPr>
       <w:r>
-        <w:t>12. Récapitulatif des valeurs actuelles (16/08/2026)</w:t>
+        <w:t xml:space="preserve">12. Répartition par type de contrat des postes en cours</w:t>
+      </w:r>
+    </w:p>
+    <w:p>
+      <w:r>
+        <w:t xml:space="preserve">Objectif : visualiser la nature des contrats (CDI, CDD, Stage, Alternance...) occupés actuellement par le réseau actif, via GET /admin/indicateurs/types-contrat. Carte ajoutée après la mesure du 16/08/2026 : aucun exemple chiffré daté dans ce document.</w:t>
+      </w:r>
+    </w:p>
+    <w:p>
+      <w:r>
+        <w:t xml:space="preserve">Formule : pour chaque type de contrat, nombre d'expériences professionnelles en cours :</w:t>
+      </w:r>
+    </w:p>
+    <w:p>
+      <w:r>
+        <w:t xml:space="preserve">SELECT NULLIF(TRIM(exp.type_contrat), '') AS type_contrat, COUNT(*) AS count</w:t>
+      </w:r>
+    </w:p>
+    <w:p>
+      <w:r>
+        <w:t xml:space="preserve">FROM EXPERIENCE_PRO exp</w:t>
+      </w:r>
+    </w:p>
+    <w:p>
+      <w:r>
+        <w:t xml:space="preserve">JOIN ETUDIANT e ON exp.id_etudiant = e.id_etudiant AND e.date_anonymisation IS NULL</w:t>
+      </w:r>
+    </w:p>
+    <w:p>
+      <w:r>
+        <w:t xml:space="preserve">WHERE &lt;expérience en cours&gt;  -- même règle que le taux d'emploi (poste_actuel = TRUE ou dates englobant le jour courant)</w:t>
+      </w:r>
+    </w:p>
+    <w:p>
+      <w:r>
+        <w:t xml:space="preserve">GROUP BY type_contrat ORDER BY count DESC, type_contrat ASC NULLS LAST;</w:t>
+      </w:r>
+    </w:p>
+    <w:p>
+      <w:r>
+        <w:t xml:space="preserve">Tables et colonnes : EXPERIENCE_PRO.type_contrat, poste_actuel, date_debut, date_fin, id_etudiant ; ETUDIANT.date_anonymisation.</w:t>
+      </w:r>
+    </w:p>
+    <w:p>
+      <w:r>
+        <w:t xml:space="preserve">Exclusions : comptes anonymisés ; expériences terminées ; on compte des EXPÉRIENCES (et non des alumni distincts), l'objectif étant de décrire la nature des contrats occupés.</w:t>
+      </w:r>
+    </w:p>
+    <w:p>
+      <w:r>
+        <w:t xml:space="preserve">Limites : le champ type_contrat est une saisie libre — un même type peut apparaître sous plusieurs libellés orthographiques ; les valeurs vides ou NULL sont regroupées sous le libellé « Non renseigné », sans être mélangées aux autres types.</w:t>
+      </w:r>
+    </w:p>
+    <w:p>
+      <w:pPr>
+        <w:pStyle w:val="Heading1"/>
+      </w:pPr>
+      <w:r>
+        <w:t xml:space="preserve">13. Récapitulatif des valeurs actuelles (16/08/2026)</w:t>
       </w:r>
     </w:p>
     <w:tbl>
@@ -1515,6 +1570,38 @@
           </w:p>
         </w:tc>
       </w:tr>
+      <w:tr>
+        <w:tc>
+          <w:tcPr>
+            <w:tcW w:type="dxa" w:w="3324"/>
+          </w:tcPr>
+          <w:p>
+            <w:r>
+              <w:t>Répartition par type de contrat</w:t>
+            </w:r>
+          </w:p>
+        </w:tc>
+        <w:tc>
+          <w:tcPr>
+            <w:tcW w:type="dxa" w:w="3324"/>
+          </w:tcPr>
+          <w:p>
+            <w:r>
+              <w:t>Carte ajoutée après le 16/08/2026 (non mesurée à cette date)</w:t>
+            </w:r>
+          </w:p>
+        </w:tc>
+        <w:tc>
+          <w:tcPr>
+            <w:tcW w:type="dxa" w:w="3324"/>
+          </w:tcPr>
+          <w:p>
+            <w:r>
+              <w:t>COUNT des expériences en cours par type_contrat (alumni non anonymisés)</w:t>
+            </w:r>
+          </w:p>
+        </w:tc>
+      </w:tr>
     </w:tbl>
     <w:p/>
     <w:p>
